--- a/corpus/synthetic/parse__004.docx
+++ b/corpus/synthetic/parse__004.docx
@@ -4,15 +4,59 @@
   <w:body>
     <w:p>
       <w:pPr>
-        <w:pStyle w:val="ChapterTitle"/>
+        <w:pStyle w:val="Heading1"/>
       </w:pPr>
       <w:r>
-        <w:t>ch</w:t>
+        <w:t>h1 via built-in style</w:t>
       </w:r>
     </w:p>
     <w:p>
+      <w:pPr>
+        <w:pStyle w:val="Heading2"/>
+      </w:pPr>
       <w:r>
-        <w:t>body</w:t>
+        <w:t>h2 via built-in style</w:t>
+      </w:r>
+    </w:p>
+    <w:p>
+      <w:pPr>
+        <w:pStyle w:val="Heading3"/>
+      </w:pPr>
+      <w:r>
+        <w:t>h3 via undefined built-in styleId</w:t>
+      </w:r>
+    </w:p>
+    <w:p>
+      <w:pPr>
+        <w:outlineLvl w:val="2"/>
+      </w:pPr>
+      <w:r>
+        <w:t>h3 via direct outlineLvl</w:t>
+      </w:r>
+    </w:p>
+    <w:p>
+      <w:pPr>
+        <w:pStyle w:val="MySub"/>
+      </w:pPr>
+      <w:r>
+        <w:t>h2 inherited through basedOn</w:t>
+      </w:r>
+    </w:p>
+    <w:p>
+      <w:pPr>
+        <w:pStyle w:val="TOCHeading"/>
+      </w:pPr>
+      <w:r>
+        <w:t>body text: style outlineLvl 9</w:t>
+      </w:r>
+    </w:p>
+    <w:p>
+      <w:pPr>
+        <w:pStyle w:val="Heading1"/>
+        <w:outlineLvl w:val="9"/>
+      </w:pPr>
+      <w:r>
+        <w:t>body text: direct outlineLvl 9</w:t>
       </w:r>
     </w:p>
     <w:sectPr>
@@ -61,15 +105,22 @@
       <w:u w:val="single"/>
     </w:rPr>
   </w:style>
-  <w:style w:type="paragraph" w:styleId="ChapterTitle">
-    <w:name w:val="Chapter Title"/>
+  <w:style w:type="paragraph" w:styleId="MySub">
+    <w:name w:val="My Sub"/>
+    <w:basedOn w:val="Heading2"/>
+  </w:style>
+  <w:style w:type="paragraph" w:styleId="TOCHeading">
+    <w:name w:val="TOC Heading"/>
+    <w:basedOn w:val="Heading1"/>
     <w:pPr>
-      <w:pageBreakBefore/>
+      <w:outlineLvl w:val="9"/>
     </w:pPr>
   </w:style>
-  <w:style w:type="paragraph" w:styleId="ChapterSub">
-    <w:name w:val="Chapter Sub"/>
-    <w:basedOn w:val="ChapterTitle"/>
+  <w:style w:type="paragraph" w:styleId="Caption">
+    <w:name w:val="caption"/>
+    <w:pPr>
+      <w:outlineLvl w:val="9"/>
+    </w:pPr>
   </w:style>
 </w:styles>
 </file>